--- a/0478 P1/Artificial Intelligence/Artificial_Intelligence_Worksheet.docx
+++ b/0478 P1/Artificial Intelligence/Artificial_Intelligence_Worksheet.docx
@@ -126,7 +126,7 @@
           <w:sz w:val="21"/>
           <w:szCs w:val="21"/>
         </w:rPr>
-        <w:t xml:space="preserve">Core lesson plus follow-up revision: 15 suggested robotics marks + 60 verified past-paper marks. Do not attempt the entire pack in one hour.</w:t>
+        <w:t xml:space="preserve">Start with Task 1 recall. Learn and discuss the concepts before attempting Tasks 2–5. Task 6 and remaining questions are follow-up practice.</w:t>
       </w:r>
     </w:p>
     <w:p>
